--- a/site_anomalies_v2.docx
+++ b/site_anomalies_v2.docx
@@ -23,7 +23,7 @@
         <w:pStyle w:val="Date"/>
       </w:pPr>
       <w:r>
-        <w:t xml:space="preserve">2026-09-30</w:t>
+        <w:t xml:space="preserve">2026-10-01</w:t>
       </w:r>
     </w:p>
     <w:bookmarkStart w:id="9" w:name="summary"/>
@@ -4003,6 +4003,46 @@
           <w:b/>
           <w:bCs/>
         </w:rPr>
+        <w:t xml:space="preserve">Forcing factor.</w:t>
+      </w:r>
+      <w:r>
+        <w:t xml:space="preserve"> </w:t>
+      </w:r>
+      <w:r>
+        <w:t xml:space="preserve">This report uses the forcing as it is (factor 1). The</w:t>
+      </w:r>
+      <w:r>
+        <w:t xml:space="preserve"> </w:t>
+      </w:r>
+      <w:r>
+        <w:t xml:space="preserve">2025.05 convolution notebook multiplied it by 10, and which factor is right</w:t>
+      </w:r>
+      <w:r>
+        <w:t xml:space="preserve"> </w:t>
+      </w:r>
+      <w:r>
+        <w:t xml:space="preserve">is under review. Shares, dominance, variance shares and the spider shapes</w:t>
+      </w:r>
+      <w:r>
+        <w:t xml:space="preserve"> </w:t>
+      </w:r>
+      <w:r>
+        <w:t xml:space="preserve">are the same under both; anomaly values and SDs would be ten times larger.</w:t>
+      </w:r>
+    </w:p>
+    <w:p>
+      <w:pPr>
+        <w:pStyle w:val="Compact"/>
+        <w:numPr>
+          <w:ilvl w:val="0"/>
+          <w:numId w:val="1002"/>
+        </w:numPr>
+      </w:pPr>
+      <w:r>
+        <w:rPr>
+          <w:b/>
+          <w:bCs/>
+        </w:rPr>
         <w:t xml:space="preserve">Metrics.</w:t>
       </w:r>
       <w:r>

--- a/site_anomalies_v2.docx
+++ b/site_anomalies_v2.docx
@@ -618,13 +618,73 @@
         <w:t xml:space="preserve"> </w:t>
       </w:r>
       <w:r>
-        <w:t xml:space="preserve">reaches the paper’s equilibrium anomaly. What the forward model changes is</w:t>
-      </w:r>
-      <w:r>
-        <w:t xml:space="preserve"> </w:t>
-      </w:r>
-      <w:r>
-        <w:t xml:space="preserve">the timing: short pulses arrive later and more spread out.</w:t>
+        <w:t xml:space="preserve">reaches the paper’s equilibrium anomaly. As a direct test, each region’s</w:t>
+      </w:r>
+      <w:r>
+        <w:t xml:space="preserve"> </w:t>
+      </w:r>
+      <w:r>
+        <w:t xml:space="preserve">source anomaly of the paper’s four scenarios was held constant for 500 years</w:t>
+      </w:r>
+      <w:r>
+        <w:t xml:space="preserve"> </w:t>
+      </w:r>
+      <w:r>
+        <w:t xml:space="preserve">and run through the convolution. The resulting site anomalies agree with the</w:t>
+      </w:r>
+      <w:r>
+        <w:t xml:space="preserve"> </w:t>
+      </w:r>
+      <w:r>
+        <w:t xml:space="preserve">paper’s (median ratio 0.98, 5–95 % range</w:t>
+      </w:r>
+      <w:r>
+        <w:t xml:space="preserve"> </w:t>
+      </w:r>
+      <w:r>
+        <w:t xml:space="preserve">0.70–1.16). Most of the</w:t>
+      </w:r>
+      <w:r>
+        <w:t xml:space="preserve"> </w:t>
+      </w:r>
+      <w:r>
+        <w:t xml:space="preserve">scatter is expected: the pulse responses come from the 17.8 ka simulations,</w:t>
+      </w:r>
+      <w:r>
+        <w:t xml:space="preserve"> </w:t>
+      </w:r>
+      <w:r>
+        <w:t xml:space="preserve">while the paper’s 19.4 and 20.7 ka site values use those time slices’ own</w:t>
+      </w:r>
+      <w:r>
+        <w:t xml:space="preserve"> </w:t>
+      </w:r>
+      <w:r>
+        <w:t xml:space="preserve">ocean states.</w:t>
+      </w:r>
+      <w:r>
+        <w:t xml:space="preserve"> </w:t>
+      </w:r>
+      <w:r>
+        <w:t xml:space="preserve">This is why the forcing gets no extra factor; the 2025.05 convolution</w:t>
+      </w:r>
+      <w:r>
+        <w:t xml:space="preserve"> </w:t>
+      </w:r>
+      <w:r>
+        <w:t xml:space="preserve">notebook multiplied it by 10, which gives 9.8</w:t>
+      </w:r>
+      <w:r>
+        <w:t xml:space="preserve"> </w:t>
+      </w:r>
+      <w:r>
+        <w:t xml:space="preserve">times the paper’s values. What the forward model changes is the timing:</w:t>
+      </w:r>
+      <w:r>
+        <w:t xml:space="preserve"> </w:t>
+      </w:r>
+      <w:r>
+        <w:t xml:space="preserve">short pulses arrive later and more spread out.</w:t>
       </w:r>
     </w:p>
     <w:p>
@@ -4003,46 +4063,6 @@
           <w:b/>
           <w:bCs/>
         </w:rPr>
-        <w:t xml:space="preserve">Forcing factor.</w:t>
-      </w:r>
-      <w:r>
-        <w:t xml:space="preserve"> </w:t>
-      </w:r>
-      <w:r>
-        <w:t xml:space="preserve">This report uses the forcing as it is (factor 1). The</w:t>
-      </w:r>
-      <w:r>
-        <w:t xml:space="preserve"> </w:t>
-      </w:r>
-      <w:r>
-        <w:t xml:space="preserve">2025.05 convolution notebook multiplied it by 10, and which factor is right</w:t>
-      </w:r>
-      <w:r>
-        <w:t xml:space="preserve"> </w:t>
-      </w:r>
-      <w:r>
-        <w:t xml:space="preserve">is under review. Shares, dominance, variance shares and the spider shapes</w:t>
-      </w:r>
-      <w:r>
-        <w:t xml:space="preserve"> </w:t>
-      </w:r>
-      <w:r>
-        <w:t xml:space="preserve">are the same under both; anomaly values and SDs would be ten times larger.</w:t>
-      </w:r>
-    </w:p>
-    <w:p>
-      <w:pPr>
-        <w:pStyle w:val="Compact"/>
-        <w:numPr>
-          <w:ilvl w:val="0"/>
-          <w:numId w:val="1002"/>
-        </w:numPr>
-      </w:pPr>
-      <w:r>
-        <w:rPr>
-          <w:b/>
-          <w:bCs/>
-        </w:rPr>
         <w:t xml:space="preserve">Metrics.</w:t>
       </w:r>
       <w:r>
